--- a/test/关于宁波国际大厦有限公司中信宁波国际大酒店KindEditor 文件上传的安全漏洞通报_复测报告.docx
+++ b/test/关于宁波国际大厦有限公司中信宁波国际大酒店KindEditor 文件上传的安全漏洞通报_复测报告.docx
@@ -434,7 +434,7 @@
               <a:graphicData uri="http://schemas.openxmlformats.org/drawingml/2006/picture">
                 <pic:pic>
                   <pic:nvPicPr>
-                    <pic:cNvPr id="0" name="agent_result_20260605140617400378_part_01.png"/>
+                    <pic:cNvPr id="0" name="agent_result_20260605172132406657_part_01.png"/>
                     <pic:cNvPicPr/>
                   </pic:nvPicPr>
                   <pic:blipFill>
@@ -462,7 +462,7 @@
       <w:r>
         <w:drawing>
           <wp:inline xmlns:a="http://schemas.openxmlformats.org/drawingml/2006/main" xmlns:pic="http://schemas.openxmlformats.org/drawingml/2006/picture">
-            <wp:extent cx="3840480" cy="4569571"/>
+            <wp:extent cx="3840480" cy="4263533"/>
             <wp:docPr id="2" name="Picture 2"/>
             <wp:cNvGraphicFramePr>
               <a:graphicFrameLocks noChangeAspect="1"/>
@@ -471,7 +471,7 @@
               <a:graphicData uri="http://schemas.openxmlformats.org/drawingml/2006/picture">
                 <pic:pic>
                   <pic:nvPicPr>
-                    <pic:cNvPr id="0" name="agent_result_20260605140617400378_part_02.png"/>
+                    <pic:cNvPr id="0" name="agent_result_20260605172132406657_part_02.png"/>
                     <pic:cNvPicPr/>
                   </pic:nvPicPr>
                   <pic:blipFill>
@@ -483,44 +483,7 @@
                   <pic:spPr>
                     <a:xfrm>
                       <a:off x="0" y="0"/>
-                      <a:ext cx="3840480" cy="4569571"/>
-                    </a:xfrm>
-                    <a:prstGeom prst="rect"/>
-                  </pic:spPr>
-                </pic:pic>
-              </a:graphicData>
-            </a:graphic>
-          </wp:inline>
-        </w:drawing>
-      </w:r>
-      <w:r>
-        <w:br/>
-      </w:r>
-      <w:r>
-        <w:drawing>
-          <wp:inline xmlns:a="http://schemas.openxmlformats.org/drawingml/2006/main" xmlns:pic="http://schemas.openxmlformats.org/drawingml/2006/picture">
-            <wp:extent cx="3840480" cy="1290161"/>
-            <wp:docPr id="3" name="Picture 3"/>
-            <wp:cNvGraphicFramePr>
-              <a:graphicFrameLocks noChangeAspect="1"/>
-            </wp:cNvGraphicFramePr>
-            <a:graphic>
-              <a:graphicData uri="http://schemas.openxmlformats.org/drawingml/2006/picture">
-                <pic:pic>
-                  <pic:nvPicPr>
-                    <pic:cNvPr id="0" name="agent_result_20260605140617400378_part_03.png"/>
-                    <pic:cNvPicPr/>
-                  </pic:nvPicPr>
-                  <pic:blipFill>
-                    <a:blip r:embed="rId11"/>
-                    <a:stretch>
-                      <a:fillRect/>
-                    </a:stretch>
-                  </pic:blipFill>
-                  <pic:spPr>
-                    <a:xfrm>
-                      <a:off x="0" y="0"/>
-                      <a:ext cx="3840480" cy="1290161"/>
+                      <a:ext cx="3840480" cy="4263533"/>
                     </a:xfrm>
                     <a:prstGeom prst="rect"/>
                   </pic:spPr>
